--- a/lib/report-generation/templates/self-report-official.docx
+++ b/lib/report-generation/templates/self-report-official.docx
@@ -196,6 +196,29 @@
           <w:rtl w:val="0"/>
         </w:rPr>
         <w:t xml:space="preserve">____________________________________________</w:t>
+      </w:r>
+    </w:p>
+    <w:p w14:paraId="00000007b">
+      <w:pPr>
+        <w:rPr>
+          <w:rFonts w:ascii="Times New Roman" w:cs="Times New Roman" w:eastAsia="Times New Roman" w:hAnsi="Times New Roman"/>
+        </w:rPr>
+      </w:pPr>
+      <w:r>
+        <w:rPr>
+          <w:rFonts w:ascii="Times New Roman" w:cs="Times New Roman" w:eastAsia="Times New Roman" w:hAnsi="Times New Roman"/>
+          <w:b w:val="1"/>
+          <w:bCs w:val="1"/>
+          <w:rtl w:val="0"/>
+        </w:rPr>
+        <w:t xml:space="preserve">State: </w:t>
+      </w:r>
+      <w:r>
+        <w:rPr>
+          <w:rFonts w:ascii="Times New Roman" w:cs="Times New Roman" w:eastAsia="Times New Roman" w:hAnsi="Times New Roman"/>
+          <w:rtl w:val="0"/>
+        </w:rPr>
+        <w:t xml:space="preserve">{STATE}</w:t>
       </w:r>
     </w:p>
     <w:p>
